--- a/Универ/5 курс/ХИУД/Ульяна ХИУД/ХиУД_ОТЧЕТ4.docx
+++ b/Универ/5 курс/ХИУД/Ульяна ХИУД/ХиУД_ОТЧЕТ4.docx
@@ -1,6 +1,6 @@
 
 <file path=word/document.xml><?xml version="1.0" encoding="utf-8"?>
-<w:document xmlns:wpc="http://schemas.microsoft.com/office/word/2010/wordprocessingCanvas" xmlns:cx="http://schemas.microsoft.com/office/drawing/2014/chartex" xmlns:cx1="http://schemas.microsoft.com/office/drawing/2015/9/8/chartex" xmlns:cx2="http://schemas.microsoft.com/office/drawing/2015/10/21/chartex" xmlns:cx3="http://schemas.microsoft.com/office/drawing/2016/5/9/chartex" xmlns:cx4="http://schemas.microsoft.com/office/drawing/2016/5/10/chartex" xmlns:cx5="http://schemas.microsoft.com/office/drawing/2016/5/11/chartex" xmlns:cx6="http://schemas.microsoft.com/office/drawing/2016/5/12/chartex" xmlns:cx7="http://schemas.microsoft.com/office/drawing/2016/5/13/chartex" xmlns:cx8="http://schemas.microsoft.com/office/drawing/2016/5/14/chartex" xmlns:mc="http://schemas.openxmlformats.org/markup-compatibility/2006" xmlns:aink="http://schemas.microsoft.com/office/drawing/2016/ink" xmlns:am3d="http://schemas.microsoft.com/office/drawing/2017/model3d" xmlns:o="urn:schemas-microsoft-com:office:office" xmlns:oel="http://schemas.microsoft.com/office/2019/extlst" xmlns:r="http://schemas.openxmlformats.org/officeDocument/2006/relationships" xmlns:m="http://schemas.openxmlformats.org/officeDocument/2006/math" xmlns:v="urn:schemas-microsoft-com:vml" xmlns:wp14="http://schemas.microsoft.com/office/word/2010/wordprocessingDrawing" xmlns:wp="http://schemas.openxmlformats.org/drawingml/2006/wordprocessingDrawing" xmlns:w10="urn:schemas-microsoft-com:office:word" xmlns:w="http://schemas.openxmlformats.org/wordprocessingml/2006/main" xmlns:w14="http://schemas.microsoft.com/office/word/2010/wordml" xmlns:w15="http://schemas.microsoft.com/office/word/2012/wordml" xmlns:w16cex="http://schemas.microsoft.com/office/word/2018/wordml/cex" xmlns:w16cid="http://schemas.microsoft.com/office/word/2016/wordml/cid" xmlns:w16="http://schemas.microsoft.com/office/word/2018/wordml" xmlns:w16sdtdh="http://schemas.microsoft.com/office/word/2020/wordml/sdtdatahash" xmlns:w16se="http://schemas.microsoft.com/office/word/2015/wordml/symex" xmlns:wpg="http://schemas.microsoft.com/office/word/2010/wordprocessingGroup" xmlns:wpi="http://schemas.microsoft.com/office/word/2010/wordprocessingInk" xmlns:wne="http://schemas.microsoft.com/office/word/2006/wordml" xmlns:wps="http://schemas.microsoft.com/office/word/2010/wordprocessingShape" mc:Ignorable="w14 w15 w16se w16cid w16 w16cex w16sdtdh wp14">
+<w:document xmlns:wpc="http://schemas.microsoft.com/office/word/2010/wordprocessingCanvas" xmlns:cx="http://schemas.microsoft.com/office/drawing/2014/chartex" xmlns:cx1="http://schemas.microsoft.com/office/drawing/2015/9/8/chartex" xmlns:cx2="http://schemas.microsoft.com/office/drawing/2015/10/21/chartex" xmlns:cx3="http://schemas.microsoft.com/office/drawing/2016/5/9/chartex" xmlns:cx4="http://schemas.microsoft.com/office/drawing/2016/5/10/chartex" xmlns:cx5="http://schemas.microsoft.com/office/drawing/2016/5/11/chartex" xmlns:cx6="http://schemas.microsoft.com/office/drawing/2016/5/12/chartex" xmlns:cx7="http://schemas.microsoft.com/office/drawing/2016/5/13/chartex" xmlns:cx8="http://schemas.microsoft.com/office/drawing/2016/5/14/chartex" xmlns:mc="http://schemas.openxmlformats.org/markup-compatibility/2006" xmlns:aink="http://schemas.microsoft.com/office/drawing/2016/ink" xmlns:am3d="http://schemas.microsoft.com/office/drawing/2017/model3d" xmlns:o="urn:schemas-microsoft-com:office:office" xmlns:oel="http://schemas.microsoft.com/office/2019/extlst" xmlns:r="http://schemas.openxmlformats.org/officeDocument/2006/relationships" xmlns:m="http://schemas.openxmlformats.org/officeDocument/2006/math" xmlns:v="urn:schemas-microsoft-com:vml" xmlns:wp14="http://schemas.microsoft.com/office/word/2010/wordprocessingDrawing" xmlns:wp="http://schemas.openxmlformats.org/drawingml/2006/wordprocessingDrawing" xmlns:w10="urn:schemas-microsoft-com:office:word" xmlns:w="http://schemas.openxmlformats.org/wordprocessingml/2006/main" xmlns:w14="http://schemas.microsoft.com/office/word/2010/wordml" xmlns:w15="http://schemas.microsoft.com/office/word/2012/wordml" xmlns:w16cex="http://schemas.microsoft.com/office/word/2018/wordml/cex" xmlns:w16cid="http://schemas.microsoft.com/office/word/2016/wordml/cid" xmlns:w16="http://schemas.microsoft.com/office/word/2018/wordml" xmlns:w16du="http://schemas.microsoft.com/office/word/2023/wordml/word16du" xmlns:w16sdtdh="http://schemas.microsoft.com/office/word/2020/wordml/sdtdatahash" xmlns:w16sdtfl="http://schemas.microsoft.com/office/word/2024/wordml/sdtformatlock" xmlns:w16se="http://schemas.microsoft.com/office/word/2015/wordml/symex" xmlns:wpg="http://schemas.microsoft.com/office/word/2010/wordprocessingGroup" xmlns:wpi="http://schemas.microsoft.com/office/word/2010/wordprocessingInk" xmlns:wne="http://schemas.microsoft.com/office/word/2006/wordml" xmlns:wps="http://schemas.microsoft.com/office/word/2010/wordprocessingShape" mc:Ignorable="w14 w15 w16se w16cid w16 w16cex w16sdtdh w16sdtfl w16du wp14">
   <w:body>
     <w:p>
       <w:pPr>
@@ -796,17 +796,7 @@
           <w:lang w:eastAsia="en-US" w:bidi="ar-SA"/>
           <w14:ligatures w14:val="standardContextual"/>
         </w:rPr>
-        <w:t xml:space="preserve"> </w:t>
-      </w:r>
-      <w:r>
-        <w:rPr>
-          <w:rFonts w:eastAsiaTheme="minorHAnsi" w:cs="Times New Roman"/>
-          <w:color w:val="000000"/>
-          <w:szCs w:val="28"/>
-          <w:lang w:eastAsia="en-US" w:bidi="ar-SA"/>
-          <w14:ligatures w14:val="standardContextual"/>
-        </w:rPr>
-        <w:t>У</w:t>
+        <w:t xml:space="preserve"> У</w:t>
       </w:r>
       <w:r>
         <w:rPr>
@@ -1219,57 +1209,47 @@
         <w:jc w:val="center"/>
         <w:rPr>
           <w:color w:val="000000" w:themeColor="text1"/>
+        </w:rPr>
+      </w:pPr>
+      <w:r>
+        <w:rPr>
+          <w:color w:val="000000" w:themeColor="text1"/>
+        </w:rPr>
+        <w:t>Рисунок 2.</w:t>
+      </w:r>
+      <w:r>
+        <w:rPr>
+          <w:color w:val="000000" w:themeColor="text1"/>
+        </w:rPr>
+        <w:t xml:space="preserve">1 – </w:t>
+      </w:r>
+      <w:r>
+        <w:rPr>
+          <w:color w:val="000000" w:themeColor="text1"/>
+        </w:rPr>
+        <w:t xml:space="preserve">Команда </w:t>
+      </w:r>
+      <w:proofErr w:type="spellStart"/>
+      <w:r>
+        <w:rPr>
+          <w:color w:val="000000" w:themeColor="text1"/>
           <w:lang w:val="en-US"/>
         </w:rPr>
-      </w:pPr>
-      <w:r>
-        <w:rPr>
-          <w:color w:val="000000" w:themeColor="text1"/>
-        </w:rPr>
-        <w:t>Рисунок 2.</w:t>
+        <w:t>powermt</w:t>
+      </w:r>
+      <w:proofErr w:type="spellEnd"/>
+      <w:r>
+        <w:rPr>
+          <w:color w:val="000000" w:themeColor="text1"/>
+        </w:rPr>
+        <w:t xml:space="preserve"> </w:t>
       </w:r>
       <w:r>
         <w:rPr>
           <w:color w:val="000000" w:themeColor="text1"/>
           <w:lang w:val="en-US"/>
         </w:rPr>
-        <w:t xml:space="preserve">1 </w:t>
-      </w:r>
-      <w:r>
-        <w:rPr>
-          <w:color w:val="000000" w:themeColor="text1"/>
-          <w:lang w:val="en-US"/>
-        </w:rPr>
-        <w:t>–</w:t>
-      </w:r>
-      <w:r>
-        <w:rPr>
-          <w:color w:val="000000" w:themeColor="text1"/>
-          <w:lang w:val="en-US"/>
-        </w:rPr>
-        <w:t xml:space="preserve"> </w:t>
-      </w:r>
-      <w:r>
-        <w:rPr>
-          <w:color w:val="000000" w:themeColor="text1"/>
-        </w:rPr>
-        <w:t xml:space="preserve">Команда </w:t>
-      </w:r>
-      <w:proofErr w:type="spellStart"/>
-      <w:r>
-        <w:rPr>
-          <w:color w:val="000000" w:themeColor="text1"/>
-          <w:lang w:val="en-US"/>
-        </w:rPr>
-        <w:t>powermt</w:t>
-      </w:r>
-      <w:proofErr w:type="spellEnd"/>
-      <w:r>
-        <w:rPr>
-          <w:color w:val="000000" w:themeColor="text1"/>
-          <w:lang w:val="en-US"/>
-        </w:rPr>
-        <w:t xml:space="preserve"> display</w:t>
+        <w:t>display</w:t>
       </w:r>
     </w:p>
     <w:p>
@@ -1279,7 +1259,6 @@
         <w:jc w:val="center"/>
         <w:rPr>
           <w:color w:val="000000" w:themeColor="text1"/>
-          <w:lang w:val="en-US"/>
         </w:rPr>
       </w:pPr>
     </w:p>
@@ -1289,29 +1268,19 @@
         <w:ind w:firstLine="708"/>
         <w:rPr>
           <w:color w:val="000000" w:themeColor="text1"/>
-          <w:lang w:val="en-US"/>
-        </w:rPr>
-      </w:pPr>
-      <w:r>
-        <w:rPr>
-          <w:color w:val="000000" w:themeColor="text1"/>
-          <w:lang w:val="en-US"/>
+        </w:rPr>
+      </w:pPr>
+      <w:r>
+        <w:rPr>
+          <w:color w:val="000000" w:themeColor="text1"/>
         </w:rPr>
         <w:t>О</w:t>
       </w:r>
-      <w:proofErr w:type="spellStart"/>
-      <w:r>
-        <w:rPr>
-          <w:color w:val="000000" w:themeColor="text1"/>
-        </w:rPr>
-        <w:t>тветы</w:t>
-      </w:r>
-      <w:proofErr w:type="spellEnd"/>
-      <w:r>
-        <w:rPr>
-          <w:color w:val="000000" w:themeColor="text1"/>
-        </w:rPr>
-        <w:t xml:space="preserve"> на поставленные вопросы:</w:t>
+      <w:r>
+        <w:rPr>
+          <w:color w:val="000000" w:themeColor="text1"/>
+        </w:rPr>
+        <w:t>тветы на поставленные вопросы:</w:t>
       </w:r>
     </w:p>
     <w:p>
@@ -1491,13 +1460,7 @@
         <w:rPr>
           <w:color w:val="000000" w:themeColor="text1"/>
         </w:rPr>
-        <w:t>0</w:t>
-      </w:r>
-      <w:r>
-        <w:rPr>
-          <w:color w:val="000000" w:themeColor="text1"/>
-        </w:rPr>
-        <w:t>.</w:t>
+        <w:t>0.</w:t>
       </w:r>
     </w:p>
     <w:p>
@@ -2107,14 +2070,7 @@
           <w:color w:val="000000" w:themeColor="text1"/>
           <w:lang w:val="en-US"/>
         </w:rPr>
-        <w:t xml:space="preserve"> </w:t>
-      </w:r>
-      <w:r>
-        <w:rPr>
-          <w:color w:val="000000" w:themeColor="text1"/>
-          <w:lang w:val="en-US"/>
-        </w:rPr>
-        <w:t>check</w:t>
+        <w:t xml:space="preserve"> check</w:t>
       </w:r>
     </w:p>
     <w:p>
@@ -2202,7 +2158,6 @@
         <w:jc w:val="center"/>
         <w:rPr>
           <w:color w:val="000000" w:themeColor="text1"/>
-          <w:lang w:val="en-US"/>
         </w:rPr>
       </w:pPr>
       <w:r>
@@ -2220,7 +2175,6 @@
       <w:r>
         <w:rPr>
           <w:color w:val="000000" w:themeColor="text1"/>
-          <w:lang w:val="en-US"/>
         </w:rPr>
         <w:t>4</w:t>
       </w:r>
@@ -2584,13 +2538,12 @@
         </w:rPr>
         <w:t xml:space="preserve">Далее </w:t>
       </w:r>
-      <w:proofErr w:type="spellStart"/>
-      <w:r>
-        <w:rPr>
-          <w:rFonts w:eastAsiaTheme="minorHAnsi" w:cs="Times New Roman"/>
-          <w:color w:val="000000"/>
-          <w:szCs w:val="28"/>
-          <w:lang w:val="en-US" w:eastAsia="en-US" w:bidi="ar-SA"/>
+      <w:r>
+        <w:rPr>
+          <w:rFonts w:eastAsiaTheme="minorHAnsi" w:cs="Times New Roman"/>
+          <w:color w:val="000000"/>
+          <w:szCs w:val="28"/>
+          <w:lang w:eastAsia="en-US" w:bidi="ar-SA"/>
           <w14:ligatures w14:val="standardContextual"/>
         </w:rPr>
         <w:t>ра</w:t>
@@ -2603,18 +2556,7 @@
           <w:lang w:eastAsia="en-US" w:bidi="ar-SA"/>
           <w14:ligatures w14:val="standardContextual"/>
         </w:rPr>
-        <w:t>ссмотрим</w:t>
-      </w:r>
-      <w:proofErr w:type="spellEnd"/>
-      <w:r>
-        <w:rPr>
-          <w:rFonts w:eastAsiaTheme="minorHAnsi" w:cs="Times New Roman"/>
-          <w:color w:val="000000"/>
-          <w:szCs w:val="28"/>
-          <w:lang w:eastAsia="en-US" w:bidi="ar-SA"/>
-          <w14:ligatures w14:val="standardContextual"/>
-        </w:rPr>
-        <w:t xml:space="preserve"> </w:t>
+        <w:t xml:space="preserve">ссмотрим </w:t>
       </w:r>
       <w:r>
         <w:rPr>
@@ -2756,19 +2698,7 @@
         <w:t xml:space="preserve"> </w:t>
       </w:r>
       <w:r>
-        <w:t>П</w:t>
-      </w:r>
-      <w:r>
-        <w:t>араметры расписания для каждого снимка</w:t>
-      </w:r>
-      <w:r>
-        <w:t xml:space="preserve"> представлены </w:t>
-      </w:r>
-      <w:r>
-        <w:t xml:space="preserve">в таблице </w:t>
-      </w:r>
-      <w:r>
-        <w:t>2</w:t>
+        <w:t>Параметры расписания для каждого снимка представлены в таблице 2</w:t>
       </w:r>
       <w:r>
         <w:t>.1.</w:t>
@@ -2780,15 +2710,11 @@
         <w:jc w:val="center"/>
       </w:pPr>
       <w:r>
-        <w:rPr>
-          <w:noProof/>
-          <w14:ligatures w14:val="standardContextual"/>
-        </w:rPr>
         <w:drawing>
-          <wp:inline distT="0" distB="0" distL="0" distR="0">
-            <wp:extent cx="5252484" cy="1392577"/>
-            <wp:effectExtent l="0" t="0" r="5715" b="4445"/>
-            <wp:docPr id="564972917" name="Рисунок 1"/>
+          <wp:inline distT="0" distB="0" distL="0" distR="0" wp14:anchorId="4C7C5286" wp14:editId="7F72972D">
+            <wp:extent cx="5939790" cy="4070350"/>
+            <wp:effectExtent l="0" t="0" r="3810" b="6350"/>
+            <wp:docPr id="1978293198" name="Рисунок 1"/>
             <wp:cNvGraphicFramePr>
               <a:graphicFrameLocks xmlns:a="http://schemas.openxmlformats.org/drawingml/2006/main" noChangeAspect="1"/>
             </wp:cNvGraphicFramePr>
@@ -2796,17 +2722,11 @@
               <a:graphicData uri="http://schemas.openxmlformats.org/drawingml/2006/picture">
                 <pic:pic xmlns:pic="http://schemas.openxmlformats.org/drawingml/2006/picture">
                   <pic:nvPicPr>
-                    <pic:cNvPr id="564972917" name="Рисунок 564972917"/>
+                    <pic:cNvPr id="1978293198" name=""/>
                     <pic:cNvPicPr/>
                   </pic:nvPicPr>
                   <pic:blipFill>
-                    <a:blip r:embed="rId8" cstate="print">
-                      <a:extLst>
-                        <a:ext uri="{28A0092B-C50C-407E-A947-70E740481C1C}">
-                          <a14:useLocalDpi xmlns:a14="http://schemas.microsoft.com/office/drawing/2010/main" val="0"/>
-                        </a:ext>
-                      </a:extLst>
-                    </a:blip>
+                    <a:blip r:embed="rId8"/>
                     <a:stretch>
                       <a:fillRect/>
                     </a:stretch>
@@ -2814,7 +2734,7 @@
                   <pic:spPr>
                     <a:xfrm>
                       <a:off x="0" y="0"/>
-                      <a:ext cx="5378141" cy="1425892"/>
+                      <a:ext cx="5939790" cy="4070350"/>
                     </a:xfrm>
                     <a:prstGeom prst="rect">
                       <a:avLst/>
@@ -2844,13 +2764,7 @@
         <w:rPr>
           <w:lang w:eastAsia="zh-CN"/>
         </w:rPr>
-        <w:t xml:space="preserve">Рисунок </w:t>
-      </w:r>
-      <w:r>
-        <w:rPr>
-          <w:lang w:eastAsia="zh-CN"/>
-        </w:rPr>
-        <w:t>2</w:t>
+        <w:t>Рисунок 2</w:t>
       </w:r>
       <w:r>
         <w:rPr>
@@ -2938,17 +2852,11 @@
         <w:rPr>
           <w:lang w:eastAsia="zh-CN"/>
         </w:rPr>
-        <w:t xml:space="preserve">Таблица </w:t>
-      </w:r>
-      <w:r>
-        <w:rPr>
-          <w:lang w:eastAsia="zh-CN"/>
-        </w:rPr>
-        <w:t>2</w:t>
-      </w:r>
-      <w:r>
-        <w:rPr>
-          <w:lang w:val="en-US" w:eastAsia="zh-CN"/>
+        <w:t>Таблица 2</w:t>
+      </w:r>
+      <w:r>
+        <w:rPr>
+          <w:lang w:eastAsia="zh-CN"/>
         </w:rPr>
         <w:t>.1 –</w:t>
       </w:r>
@@ -3636,31 +3544,8 @@
         <w:rPr>
           <w:lang w:eastAsia="zh-CN"/>
         </w:rPr>
-        <w:t>Далее ознакоми</w:t>
-      </w:r>
-      <w:r>
-        <w:rPr>
-          <w:lang w:eastAsia="zh-CN"/>
-        </w:rPr>
-        <w:t>мся</w:t>
-      </w:r>
-      <w:r>
-        <w:rPr>
-          <w:lang w:eastAsia="zh-CN"/>
-        </w:rPr>
-        <w:t xml:space="preserve"> </w:t>
-      </w:r>
-      <w:r>
-        <w:rPr>
-          <w:lang w:eastAsia="zh-CN"/>
-        </w:rPr>
-        <w:t xml:space="preserve">с </w:t>
-      </w:r>
-      <w:r>
-        <w:rPr>
-          <w:lang w:eastAsia="zh-CN"/>
-        </w:rPr>
-        <w:t xml:space="preserve">поставленными защитами для </w:t>
+        <w:lastRenderedPageBreak/>
+        <w:t xml:space="preserve">Далее ознакомимся с поставленными защитами для </w:t>
       </w:r>
       <w:r>
         <w:rPr>
@@ -3708,19 +3593,7 @@
         <w:rPr>
           <w:lang w:eastAsia="zh-CN"/>
         </w:rPr>
-        <w:t>Для этого перей</w:t>
-      </w:r>
-      <w:r>
-        <w:rPr>
-          <w:lang w:eastAsia="zh-CN"/>
-        </w:rPr>
-        <w:t xml:space="preserve">дем </w:t>
-      </w:r>
-      <w:r>
-        <w:rPr>
-          <w:lang w:eastAsia="zh-CN"/>
-        </w:rPr>
-        <w:t xml:space="preserve">на вкладку </w:t>
+        <w:t xml:space="preserve">Для этого перейдем на вкладку </w:t>
       </w:r>
       <w:r>
         <w:rPr>
@@ -3732,13 +3605,7 @@
         <w:rPr>
           <w:lang w:eastAsia="zh-CN"/>
         </w:rPr>
-        <w:t xml:space="preserve"> -&gt;</w:t>
-      </w:r>
-      <w:r>
-        <w:rPr>
-          <w:lang w:eastAsia="zh-CN"/>
-        </w:rPr>
-        <w:t xml:space="preserve"> </w:t>
+        <w:t xml:space="preserve"> -&gt; </w:t>
       </w:r>
       <w:r>
         <w:rPr>
@@ -3808,15 +3675,13 @@
       </w:pPr>
       <w:r>
         <w:rPr>
-          <w:noProof/>
-          <w:lang w:eastAsia="zh-CN"/>
-          <w14:ligatures w14:val="standardContextual"/>
+          <w:lang w:eastAsia="zh-CN"/>
         </w:rPr>
         <w:drawing>
-          <wp:inline distT="0" distB="0" distL="0" distR="0">
-            <wp:extent cx="4444409" cy="1731866"/>
-            <wp:effectExtent l="0" t="0" r="635" b="0"/>
-            <wp:docPr id="748013248" name="Рисунок 2"/>
+          <wp:inline distT="0" distB="0" distL="0" distR="0" wp14:anchorId="08043124" wp14:editId="102A9C50">
+            <wp:extent cx="5939790" cy="4070350"/>
+            <wp:effectExtent l="0" t="0" r="3810" b="6350"/>
+            <wp:docPr id="199201054" name="Рисунок 1"/>
             <wp:cNvGraphicFramePr>
               <a:graphicFrameLocks xmlns:a="http://schemas.openxmlformats.org/drawingml/2006/main" noChangeAspect="1"/>
             </wp:cNvGraphicFramePr>
@@ -3824,17 +3689,11 @@
               <a:graphicData uri="http://schemas.openxmlformats.org/drawingml/2006/picture">
                 <pic:pic xmlns:pic="http://schemas.openxmlformats.org/drawingml/2006/picture">
                   <pic:nvPicPr>
-                    <pic:cNvPr id="748013248" name="Рисунок 748013248"/>
+                    <pic:cNvPr id="199201054" name=""/>
                     <pic:cNvPicPr/>
                   </pic:nvPicPr>
                   <pic:blipFill>
-                    <a:blip r:embed="rId9" cstate="print">
-                      <a:extLst>
-                        <a:ext uri="{28A0092B-C50C-407E-A947-70E740481C1C}">
-                          <a14:useLocalDpi xmlns:a14="http://schemas.microsoft.com/office/drawing/2010/main" val="0"/>
-                        </a:ext>
-                      </a:extLst>
-                    </a:blip>
+                    <a:blip r:embed="rId9"/>
                     <a:stretch>
                       <a:fillRect/>
                     </a:stretch>
@@ -3842,7 +3701,7 @@
                   <pic:spPr>
                     <a:xfrm>
                       <a:off x="0" y="0"/>
-                      <a:ext cx="4552221" cy="1773877"/>
+                      <a:ext cx="5939790" cy="4070350"/>
                     </a:xfrm>
                     <a:prstGeom prst="rect">
                       <a:avLst/>
@@ -3869,13 +3728,7 @@
         <w:rPr>
           <w:lang w:eastAsia="zh-CN"/>
         </w:rPr>
-        <w:t xml:space="preserve">Рисунок </w:t>
-      </w:r>
-      <w:r>
-        <w:rPr>
-          <w:lang w:eastAsia="zh-CN"/>
-        </w:rPr>
-        <w:t>2</w:t>
+        <w:t>Рисунок 2</w:t>
       </w:r>
       <w:r>
         <w:rPr>
@@ -3913,14 +3766,7 @@
         <w:rPr>
           <w:lang w:eastAsia="zh-CN"/>
         </w:rPr>
-        <w:lastRenderedPageBreak/>
-        <w:t>Д</w:t>
-      </w:r>
-      <w:r>
-        <w:rPr>
-          <w:lang w:eastAsia="zh-CN"/>
-        </w:rPr>
-        <w:t>ля</w:t>
+        <w:t>Для</w:t>
       </w:r>
       <w:r>
         <w:rPr>
@@ -4148,13 +3994,7 @@
         <w:rPr>
           <w:lang w:eastAsia="zh-CN"/>
         </w:rPr>
-        <w:t>Перейдем</w:t>
-      </w:r>
-      <w:r>
-        <w:rPr>
-          <w:lang w:eastAsia="zh-CN"/>
-        </w:rPr>
-        <w:t xml:space="preserve"> на вкладку </w:t>
+        <w:t xml:space="preserve">Перейдем на вкладку </w:t>
       </w:r>
       <w:r>
         <w:rPr>
@@ -4431,15 +4271,14 @@
       </w:pPr>
       <w:r>
         <w:rPr>
-          <w:noProof/>
-          <w:lang w:eastAsia="zh-CN"/>
-          <w14:ligatures w14:val="standardContextual"/>
-        </w:rPr>
+          <w:lang w:eastAsia="zh-CN"/>
+        </w:rPr>
+        <w:lastRenderedPageBreak/>
         <w:drawing>
-          <wp:inline distT="0" distB="0" distL="0" distR="0">
-            <wp:extent cx="5273749" cy="1541982"/>
-            <wp:effectExtent l="0" t="0" r="0" b="0"/>
-            <wp:docPr id="2094532485" name="Рисунок 3"/>
+          <wp:inline distT="0" distB="0" distL="0" distR="0" wp14:anchorId="6DD91D29" wp14:editId="10675AF7">
+            <wp:extent cx="5939790" cy="4070350"/>
+            <wp:effectExtent l="0" t="0" r="3810" b="6350"/>
+            <wp:docPr id="10753929" name="Рисунок 1"/>
             <wp:cNvGraphicFramePr>
               <a:graphicFrameLocks xmlns:a="http://schemas.openxmlformats.org/drawingml/2006/main" noChangeAspect="1"/>
             </wp:cNvGraphicFramePr>
@@ -4447,17 +4286,11 @@
               <a:graphicData uri="http://schemas.openxmlformats.org/drawingml/2006/picture">
                 <pic:pic xmlns:pic="http://schemas.openxmlformats.org/drawingml/2006/picture">
                   <pic:nvPicPr>
-                    <pic:cNvPr id="2094532485" name="Рисунок 2094532485"/>
+                    <pic:cNvPr id="10753929" name=""/>
                     <pic:cNvPicPr/>
                   </pic:nvPicPr>
                   <pic:blipFill>
-                    <a:blip r:embed="rId10" cstate="print">
-                      <a:extLst>
-                        <a:ext uri="{28A0092B-C50C-407E-A947-70E740481C1C}">
-                          <a14:useLocalDpi xmlns:a14="http://schemas.microsoft.com/office/drawing/2010/main" val="0"/>
-                        </a:ext>
-                      </a:extLst>
-                    </a:blip>
+                    <a:blip r:embed="rId10"/>
                     <a:stretch>
                       <a:fillRect/>
                     </a:stretch>
@@ -4465,7 +4298,7 @@
                   <pic:spPr>
                     <a:xfrm>
                       <a:off x="0" y="0"/>
-                      <a:ext cx="5324955" cy="1556954"/>
+                      <a:ext cx="5939790" cy="4070350"/>
                     </a:xfrm>
                     <a:prstGeom prst="rect">
                       <a:avLst/>
@@ -4492,7 +4325,7 @@
         <w:ind w:firstLine="0"/>
         <w:jc w:val="center"/>
         <w:rPr>
-          <w:lang w:val="en-US" w:eastAsia="zh-CN"/>
+          <w:lang w:eastAsia="zh-CN"/>
         </w:rPr>
       </w:pPr>
       <w:r>
@@ -4550,7 +4383,7 @@
         <w:ind w:firstLine="0"/>
         <w:jc w:val="center"/>
         <w:rPr>
-          <w:lang w:val="en-US" w:eastAsia="zh-CN"/>
+          <w:lang w:eastAsia="zh-CN"/>
         </w:rPr>
       </w:pPr>
     </w:p>
@@ -4559,7 +4392,7 @@
         <w:pStyle w:val="a3"/>
         <w:ind w:firstLine="0"/>
         <w:rPr>
-          <w:lang w:val="en-US" w:eastAsia="zh-CN"/>
+          <w:lang w:eastAsia="zh-CN"/>
         </w:rPr>
       </w:pPr>
       <w:r>
@@ -4576,7 +4409,7 @@
       </w:r>
       <w:r>
         <w:rPr>
-          <w:lang w:val="en-US" w:eastAsia="zh-CN"/>
+          <w:lang w:eastAsia="zh-CN"/>
         </w:rPr>
         <w:t>.</w:t>
       </w:r>
@@ -4596,11 +4429,6 @@
           <w:color w:val="000000" w:themeColor="text1"/>
         </w:rPr>
         <w:tab/>
-      </w:r>
-      <w:r>
-        <w:rPr>
-          <w:color w:val="000000" w:themeColor="text1"/>
-        </w:rPr>
         <w:t xml:space="preserve">Переходим в </w:t>
       </w:r>
       <w:r>
@@ -4750,13 +4578,7 @@
         <w:rPr>
           <w:color w:val="000000" w:themeColor="text1"/>
         </w:rPr>
-        <w:t>раем</w:t>
-      </w:r>
-      <w:r>
-        <w:rPr>
-          <w:color w:val="000000" w:themeColor="text1"/>
-        </w:rPr>
-        <w:t xml:space="preserve"> вкладку </w:t>
+        <w:t xml:space="preserve">раем вкладку </w:t>
       </w:r>
       <w:proofErr w:type="spellStart"/>
       <w:r>
@@ -4777,13 +4599,7 @@
         <w:rPr>
           <w:color w:val="000000" w:themeColor="text1"/>
         </w:rPr>
-        <w:t xml:space="preserve">рисунок </w:t>
-      </w:r>
-      <w:r>
-        <w:rPr>
-          <w:color w:val="000000" w:themeColor="text1"/>
-        </w:rPr>
-        <w:t>2</w:t>
+        <w:t>рисунок 2</w:t>
       </w:r>
       <w:r>
         <w:rPr>
@@ -4823,15 +4639,14 @@
       </w:pPr>
       <w:r>
         <w:rPr>
-          <w:noProof/>
-          <w:lang w:eastAsia="zh-CN"/>
-          <w14:ligatures w14:val="standardContextual"/>
-        </w:rPr>
+          <w:lang w:eastAsia="zh-CN"/>
+        </w:rPr>
+        <w:lastRenderedPageBreak/>
         <w:drawing>
-          <wp:inline distT="0" distB="0" distL="0" distR="0">
-            <wp:extent cx="5519423" cy="1966595"/>
-            <wp:effectExtent l="0" t="0" r="5080" b="1905"/>
-            <wp:docPr id="388091078" name="Рисунок 4"/>
+          <wp:inline distT="0" distB="0" distL="0" distR="0" wp14:anchorId="78B569BD" wp14:editId="7976B617">
+            <wp:extent cx="5939790" cy="4070350"/>
+            <wp:effectExtent l="0" t="0" r="3810" b="6350"/>
+            <wp:docPr id="483628101" name="Рисунок 1"/>
             <wp:cNvGraphicFramePr>
               <a:graphicFrameLocks xmlns:a="http://schemas.openxmlformats.org/drawingml/2006/main" noChangeAspect="1"/>
             </wp:cNvGraphicFramePr>
@@ -4839,17 +4654,11 @@
               <a:graphicData uri="http://schemas.openxmlformats.org/drawingml/2006/picture">
                 <pic:pic xmlns:pic="http://schemas.openxmlformats.org/drawingml/2006/picture">
                   <pic:nvPicPr>
-                    <pic:cNvPr id="388091078" name="Рисунок 388091078"/>
+                    <pic:cNvPr id="483628101" name=""/>
                     <pic:cNvPicPr/>
                   </pic:nvPicPr>
                   <pic:blipFill>
-                    <a:blip r:embed="rId11" cstate="print">
-                      <a:extLst>
-                        <a:ext uri="{28A0092B-C50C-407E-A947-70E740481C1C}">
-                          <a14:useLocalDpi xmlns:a14="http://schemas.microsoft.com/office/drawing/2010/main" val="0"/>
-                        </a:ext>
-                      </a:extLst>
-                    </a:blip>
+                    <a:blip r:embed="rId11"/>
                     <a:stretch>
                       <a:fillRect/>
                     </a:stretch>
@@ -4857,7 +4666,7 @@
                   <pic:spPr>
                     <a:xfrm>
                       <a:off x="0" y="0"/>
-                      <a:ext cx="5671254" cy="2020693"/>
+                      <a:ext cx="5939790" cy="4070350"/>
                     </a:xfrm>
                     <a:prstGeom prst="rect">
                       <a:avLst/>
@@ -4892,13 +4701,7 @@
         <w:rPr>
           <w:lang w:eastAsia="zh-CN"/>
         </w:rPr>
-        <w:t xml:space="preserve">Рисунок </w:t>
-      </w:r>
-      <w:r>
-        <w:rPr>
-          <w:lang w:eastAsia="zh-CN"/>
-        </w:rPr>
-        <w:t>2</w:t>
+        <w:t>Рисунок 2</w:t>
       </w:r>
       <w:r>
         <w:rPr>
@@ -4926,7 +4729,7 @@
       </w:r>
       <w:r>
         <w:rPr>
-          <w:lang w:val="en-US" w:eastAsia="zh-CN"/>
+          <w:lang w:eastAsia="zh-CN"/>
         </w:rPr>
         <w:t>В</w:t>
       </w:r>
@@ -4967,25 +4770,7 @@
           <w:color w:val="000000" w:themeColor="text1"/>
         </w:rPr>
         <w:tab/>
-        <w:t>В</w:t>
-      </w:r>
-      <w:r>
-        <w:rPr>
-          <w:color w:val="000000" w:themeColor="text1"/>
-        </w:rPr>
-        <w:t>ыб</w:t>
-      </w:r>
-      <w:r>
-        <w:rPr>
-          <w:color w:val="000000" w:themeColor="text1"/>
-        </w:rPr>
-        <w:t>ираем</w:t>
-      </w:r>
-      <w:r>
-        <w:rPr>
-          <w:color w:val="000000" w:themeColor="text1"/>
-        </w:rPr>
-        <w:t xml:space="preserve"> </w:t>
+        <w:t xml:space="preserve">Выбираем </w:t>
       </w:r>
       <w:proofErr w:type="spellStart"/>
       <w:r>
@@ -5081,13 +4866,7 @@
         <w:rPr>
           <w:color w:val="000000" w:themeColor="text1"/>
         </w:rPr>
-        <w:t xml:space="preserve">рисунок </w:t>
-      </w:r>
-      <w:r>
-        <w:rPr>
-          <w:color w:val="000000" w:themeColor="text1"/>
-        </w:rPr>
-        <w:t>2</w:t>
+        <w:t>рисунок 2</w:t>
       </w:r>
       <w:r>
         <w:rPr>
@@ -5099,13 +4878,7 @@
         <w:rPr>
           <w:color w:val="000000" w:themeColor="text1"/>
         </w:rPr>
-        <w:t>9</w:t>
-      </w:r>
-      <w:r>
-        <w:rPr>
-          <w:color w:val="000000" w:themeColor="text1"/>
-        </w:rPr>
-        <w:t>.</w:t>
+        <w:t>9.</w:t>
       </w:r>
     </w:p>
     <w:p>
@@ -5128,16 +4901,14 @@
       </w:pPr>
       <w:r>
         <w:rPr>
-          <w:noProof/>
-          <w:color w:val="000000" w:themeColor="text1"/>
-          <w14:ligatures w14:val="standardContextual"/>
+          <w:color w:val="000000" w:themeColor="text1"/>
         </w:rPr>
         <w:lastRenderedPageBreak/>
         <w:drawing>
-          <wp:inline distT="0" distB="0" distL="0" distR="0">
-            <wp:extent cx="3639744" cy="3221665"/>
-            <wp:effectExtent l="0" t="0" r="5715" b="4445"/>
-            <wp:docPr id="1117784995" name="Рисунок 5"/>
+          <wp:inline distT="0" distB="0" distL="0" distR="0" wp14:anchorId="21CA2135" wp14:editId="260745E8">
+            <wp:extent cx="5939790" cy="4070350"/>
+            <wp:effectExtent l="0" t="0" r="3810" b="6350"/>
+            <wp:docPr id="999140081" name="Рисунок 1"/>
             <wp:cNvGraphicFramePr>
               <a:graphicFrameLocks xmlns:a="http://schemas.openxmlformats.org/drawingml/2006/main" noChangeAspect="1"/>
             </wp:cNvGraphicFramePr>
@@ -5145,17 +4916,11 @@
               <a:graphicData uri="http://schemas.openxmlformats.org/drawingml/2006/picture">
                 <pic:pic xmlns:pic="http://schemas.openxmlformats.org/drawingml/2006/picture">
                   <pic:nvPicPr>
-                    <pic:cNvPr id="1117784995" name="Рисунок 1117784995"/>
+                    <pic:cNvPr id="999140081" name=""/>
                     <pic:cNvPicPr/>
                   </pic:nvPicPr>
                   <pic:blipFill>
-                    <a:blip r:embed="rId12" cstate="print">
-                      <a:extLst>
-                        <a:ext uri="{28A0092B-C50C-407E-A947-70E740481C1C}">
-                          <a14:useLocalDpi xmlns:a14="http://schemas.microsoft.com/office/drawing/2010/main" val="0"/>
-                        </a:ext>
-                      </a:extLst>
-                    </a:blip>
+                    <a:blip r:embed="rId12"/>
                     <a:stretch>
                       <a:fillRect/>
                     </a:stretch>
@@ -5163,7 +4928,7 @@
                   <pic:spPr>
                     <a:xfrm>
                       <a:off x="0" y="0"/>
-                      <a:ext cx="3674125" cy="3252097"/>
+                      <a:ext cx="5939790" cy="4070350"/>
                     </a:xfrm>
                     <a:prstGeom prst="rect">
                       <a:avLst/>
@@ -5198,13 +4963,7 @@
         <w:rPr>
           <w:lang w:eastAsia="zh-CN"/>
         </w:rPr>
-        <w:t xml:space="preserve">Рисунок </w:t>
-      </w:r>
-      <w:r>
-        <w:rPr>
-          <w:lang w:eastAsia="zh-CN"/>
-        </w:rPr>
-        <w:t>2</w:t>
+        <w:t>Рисунок 2</w:t>
       </w:r>
       <w:r>
         <w:rPr>
@@ -5319,13 +5078,7 @@
         <w:rPr>
           <w:lang w:eastAsia="zh-CN"/>
         </w:rPr>
-        <w:t xml:space="preserve">как показано на рисунке </w:t>
-      </w:r>
-      <w:r>
-        <w:rPr>
-          <w:lang w:eastAsia="zh-CN"/>
-        </w:rPr>
-        <w:t>2</w:t>
+        <w:t>как показано на рисунке 2</w:t>
       </w:r>
       <w:r>
         <w:rPr>
@@ -5366,15 +5119,14 @@
       </w:pPr>
       <w:r>
         <w:rPr>
-          <w:noProof/>
-          <w:lang w:eastAsia="zh-CN"/>
-          <w14:ligatures w14:val="standardContextual"/>
-        </w:rPr>
+          <w:lang w:eastAsia="zh-CN"/>
+        </w:rPr>
+        <w:lastRenderedPageBreak/>
         <w:drawing>
-          <wp:inline distT="0" distB="0" distL="0" distR="0">
-            <wp:extent cx="5654202" cy="3019926"/>
-            <wp:effectExtent l="0" t="0" r="0" b="3175"/>
-            <wp:docPr id="1505393074" name="Рисунок 6"/>
+          <wp:inline distT="0" distB="0" distL="0" distR="0" wp14:anchorId="54D0568A" wp14:editId="06EF82B1">
+            <wp:extent cx="5939790" cy="4070350"/>
+            <wp:effectExtent l="0" t="0" r="3810" b="6350"/>
+            <wp:docPr id="213209622" name="Рисунок 1"/>
             <wp:cNvGraphicFramePr>
               <a:graphicFrameLocks xmlns:a="http://schemas.openxmlformats.org/drawingml/2006/main" noChangeAspect="1"/>
             </wp:cNvGraphicFramePr>
@@ -5382,17 +5134,11 @@
               <a:graphicData uri="http://schemas.openxmlformats.org/drawingml/2006/picture">
                 <pic:pic xmlns:pic="http://schemas.openxmlformats.org/drawingml/2006/picture">
                   <pic:nvPicPr>
-                    <pic:cNvPr id="1505393074" name="Рисунок 1505393074"/>
+                    <pic:cNvPr id="213209622" name=""/>
                     <pic:cNvPicPr/>
                   </pic:nvPicPr>
                   <pic:blipFill>
-                    <a:blip r:embed="rId13" cstate="print">
-                      <a:extLst>
-                        <a:ext uri="{28A0092B-C50C-407E-A947-70E740481C1C}">
-                          <a14:useLocalDpi xmlns:a14="http://schemas.microsoft.com/office/drawing/2010/main" val="0"/>
-                        </a:ext>
-                      </a:extLst>
-                    </a:blip>
+                    <a:blip r:embed="rId13"/>
                     <a:stretch>
                       <a:fillRect/>
                     </a:stretch>
@@ -5400,7 +5146,7 @@
                   <pic:spPr>
                     <a:xfrm>
                       <a:off x="0" y="0"/>
-                      <a:ext cx="5701718" cy="3045304"/>
+                      <a:ext cx="5939790" cy="4070350"/>
                     </a:xfrm>
                     <a:prstGeom prst="rect">
                       <a:avLst/>
@@ -5436,13 +5182,7 @@
         <w:rPr>
           <w:lang w:eastAsia="zh-CN"/>
         </w:rPr>
-        <w:t xml:space="preserve">Рисунок </w:t>
-      </w:r>
-      <w:r>
-        <w:rPr>
-          <w:lang w:eastAsia="zh-CN"/>
-        </w:rPr>
-        <w:t>2</w:t>
+        <w:t>Рисунок 2</w:t>
       </w:r>
       <w:r>
         <w:rPr>
@@ -5472,13 +5212,7 @@
         <w:rPr>
           <w:lang w:eastAsia="zh-CN"/>
         </w:rPr>
-        <w:t>Новое правил</w:t>
-      </w:r>
-      <w:r>
-        <w:rPr>
-          <w:lang w:eastAsia="zh-CN"/>
-        </w:rPr>
-        <w:t>о</w:t>
+        <w:t>Новое правило</w:t>
       </w:r>
     </w:p>
     <w:p>
@@ -5689,14 +5423,7 @@
         <w:rPr>
           <w:color w:val="000000" w:themeColor="text1"/>
         </w:rPr>
-        <w:t xml:space="preserve">. После того, </w:t>
-      </w:r>
-      <w:r>
-        <w:rPr>
-          <w:color w:val="000000" w:themeColor="text1"/>
-        </w:rPr>
-        <w:lastRenderedPageBreak/>
-        <w:t>как были сделаны эти изменения</w:t>
+        <w:t>. После того, как были сделаны эти изменения</w:t>
       </w:r>
       <w:r>
         <w:rPr>
@@ -5762,28 +5489,16 @@
           <w:color w:val="000000" w:themeColor="text1"/>
         </w:rPr>
       </w:pPr>
-    </w:p>
-    <w:p>
-      <w:pPr>
-        <w:widowControl/>
-        <w:spacing w:line="259" w:lineRule="auto"/>
-        <w:ind w:firstLine="720"/>
-        <w:jc w:val="center"/>
-        <w:rPr>
-          <w:color w:val="000000" w:themeColor="text1"/>
-        </w:rPr>
-      </w:pPr>
-      <w:r>
-        <w:rPr>
-          <w:noProof/>
-          <w:color w:val="000000" w:themeColor="text1"/>
-          <w14:ligatures w14:val="standardContextual"/>
-        </w:rPr>
+      <w:r>
+        <w:rPr>
+          <w:color w:val="000000" w:themeColor="text1"/>
+        </w:rPr>
+        <w:lastRenderedPageBreak/>
         <w:drawing>
-          <wp:inline distT="0" distB="0" distL="0" distR="0">
-            <wp:extent cx="5652863" cy="2779294"/>
-            <wp:effectExtent l="0" t="0" r="0" b="2540"/>
-            <wp:docPr id="1767377123" name="Рисунок 7"/>
+          <wp:inline distT="0" distB="0" distL="0" distR="0" wp14:anchorId="7F8249D0" wp14:editId="0C2DE647">
+            <wp:extent cx="5939790" cy="4070350"/>
+            <wp:effectExtent l="0" t="0" r="3810" b="6350"/>
+            <wp:docPr id="311079781" name="Рисунок 1"/>
             <wp:cNvGraphicFramePr>
               <a:graphicFrameLocks xmlns:a="http://schemas.openxmlformats.org/drawingml/2006/main" noChangeAspect="1"/>
             </wp:cNvGraphicFramePr>
@@ -5791,17 +5506,11 @@
               <a:graphicData uri="http://schemas.openxmlformats.org/drawingml/2006/picture">
                 <pic:pic xmlns:pic="http://schemas.openxmlformats.org/drawingml/2006/picture">
                   <pic:nvPicPr>
-                    <pic:cNvPr id="1767377123" name="Рисунок 1767377123"/>
+                    <pic:cNvPr id="311079781" name=""/>
                     <pic:cNvPicPr/>
                   </pic:nvPicPr>
                   <pic:blipFill>
-                    <a:blip r:embed="rId14" cstate="print">
-                      <a:extLst>
-                        <a:ext uri="{28A0092B-C50C-407E-A947-70E740481C1C}">
-                          <a14:useLocalDpi xmlns:a14="http://schemas.microsoft.com/office/drawing/2010/main" val="0"/>
-                        </a:ext>
-                      </a:extLst>
-                    </a:blip>
+                    <a:blip r:embed="rId14"/>
                     <a:stretch>
                       <a:fillRect/>
                     </a:stretch>
@@ -5809,7 +5518,58 @@
                   <pic:spPr>
                     <a:xfrm>
                       <a:off x="0" y="0"/>
-                      <a:ext cx="5717440" cy="2811044"/>
+                      <a:ext cx="5939790" cy="4070350"/>
+                    </a:xfrm>
+                    <a:prstGeom prst="rect">
+                      <a:avLst/>
+                    </a:prstGeom>
+                  </pic:spPr>
+                </pic:pic>
+              </a:graphicData>
+            </a:graphic>
+          </wp:inline>
+        </w:drawing>
+      </w:r>
+    </w:p>
+    <w:p>
+      <w:pPr>
+        <w:widowControl/>
+        <w:spacing w:line="259" w:lineRule="auto"/>
+        <w:ind w:firstLine="720"/>
+        <w:jc w:val="center"/>
+        <w:rPr>
+          <w:color w:val="000000" w:themeColor="text1"/>
+        </w:rPr>
+      </w:pPr>
+      <w:r>
+        <w:rPr>
+          <w:color w:val="000000" w:themeColor="text1"/>
+        </w:rPr>
+        <w:drawing>
+          <wp:inline distT="0" distB="0" distL="0" distR="0" wp14:anchorId="49F12887" wp14:editId="694B1064">
+            <wp:extent cx="5939790" cy="4070350"/>
+            <wp:effectExtent l="0" t="0" r="3810" b="6350"/>
+            <wp:docPr id="1340598565" name="Рисунок 1"/>
+            <wp:cNvGraphicFramePr>
+              <a:graphicFrameLocks xmlns:a="http://schemas.openxmlformats.org/drawingml/2006/main" noChangeAspect="1"/>
+            </wp:cNvGraphicFramePr>
+            <a:graphic xmlns:a="http://schemas.openxmlformats.org/drawingml/2006/main">
+              <a:graphicData uri="http://schemas.openxmlformats.org/drawingml/2006/picture">
+                <pic:pic xmlns:pic="http://schemas.openxmlformats.org/drawingml/2006/picture">
+                  <pic:nvPicPr>
+                    <pic:cNvPr id="1340598565" name=""/>
+                    <pic:cNvPicPr/>
+                  </pic:nvPicPr>
+                  <pic:blipFill>
+                    <a:blip r:embed="rId15"/>
+                    <a:stretch>
+                      <a:fillRect/>
+                    </a:stretch>
+                  </pic:blipFill>
+                  <pic:spPr>
+                    <a:xfrm>
+                      <a:off x="0" y="0"/>
+                      <a:ext cx="5939790" cy="4070350"/>
                     </a:xfrm>
                     <a:prstGeom prst="rect">
                       <a:avLst/>
@@ -6051,17 +5811,7 @@
           <w:lang w:eastAsia="en-US" w:bidi="ar-SA"/>
           <w14:ligatures w14:val="standardContextual"/>
         </w:rPr>
-        <w:t>Было</w:t>
-      </w:r>
-      <w:r>
-        <w:rPr>
-          <w:rFonts w:eastAsiaTheme="minorHAnsi" w:cs="Times New Roman"/>
-          <w:color w:val="000000"/>
-          <w:szCs w:val="28"/>
-          <w:lang w:eastAsia="en-US" w:bidi="ar-SA"/>
-          <w14:ligatures w14:val="standardContextual"/>
-        </w:rPr>
-        <w:t xml:space="preserve"> р</w:t>
+        <w:t>Было р</w:t>
       </w:r>
       <w:r>
         <w:rPr>
@@ -6243,17 +5993,7 @@
           <w:lang w:eastAsia="en-US" w:bidi="ar-SA"/>
           <w14:ligatures w14:val="standardContextual"/>
         </w:rPr>
-        <w:t>ли</w:t>
-      </w:r>
-      <w:r>
-        <w:rPr>
-          <w:rFonts w:eastAsiaTheme="minorHAnsi" w:cs="Times New Roman"/>
-          <w:color w:val="000000"/>
-          <w:szCs w:val="28"/>
-          <w:lang w:eastAsia="en-US" w:bidi="ar-SA"/>
-          <w14:ligatures w14:val="standardContextual"/>
-        </w:rPr>
-        <w:t xml:space="preserve"> </w:t>
+        <w:t xml:space="preserve">ли </w:t>
       </w:r>
       <w:r>
         <w:rPr>
@@ -6388,7 +6128,7 @@
 </file>
 
 <file path=word/styles.xml><?xml version="1.0" encoding="utf-8"?>
-<w:styles xmlns:mc="http://schemas.openxmlformats.org/markup-compatibility/2006" xmlns:r="http://schemas.openxmlformats.org/officeDocument/2006/relationships" xmlns:w="http://schemas.openxmlformats.org/wordprocessingml/2006/main" xmlns:w14="http://schemas.microsoft.com/office/word/2010/wordml" xmlns:w15="http://schemas.microsoft.com/office/word/2012/wordml" xmlns:w16cex="http://schemas.microsoft.com/office/word/2018/wordml/cex" xmlns:w16cid="http://schemas.microsoft.com/office/word/2016/wordml/cid" xmlns:w16="http://schemas.microsoft.com/office/word/2018/wordml" xmlns:w16sdtdh="http://schemas.microsoft.com/office/word/2020/wordml/sdtdatahash" xmlns:w16se="http://schemas.microsoft.com/office/word/2015/wordml/symex" mc:Ignorable="w14 w15 w16se w16cid w16 w16cex w16sdtdh">
+<w:styles xmlns:mc="http://schemas.openxmlformats.org/markup-compatibility/2006" xmlns:r="http://schemas.openxmlformats.org/officeDocument/2006/relationships" xmlns:w="http://schemas.openxmlformats.org/wordprocessingml/2006/main" xmlns:w14="http://schemas.microsoft.com/office/word/2010/wordml" xmlns:w15="http://schemas.microsoft.com/office/word/2012/wordml" xmlns:w16cex="http://schemas.microsoft.com/office/word/2018/wordml/cex" xmlns:w16cid="http://schemas.microsoft.com/office/word/2016/wordml/cid" xmlns:w16="http://schemas.microsoft.com/office/word/2018/wordml" xmlns:w16du="http://schemas.microsoft.com/office/word/2023/wordml/word16du" xmlns:w16sdtdh="http://schemas.microsoft.com/office/word/2020/wordml/sdtdatahash" xmlns:w16sdtfl="http://schemas.microsoft.com/office/word/2024/wordml/sdtformatlock" xmlns:w16se="http://schemas.microsoft.com/office/word/2015/wordml/symex" mc:Ignorable="w14 w15 w16se w16cid w16 w16cex w16sdtdh w16sdtfl w16du">
   <w:docDefaults>
     <w:rPrDefault>
       <w:rPr>
@@ -6396,7 +6136,7 @@
         <w:kern w:val="2"/>
         <w:sz w:val="24"/>
         <w:szCs w:val="24"/>
-        <w:lang w:val="ru-BY" w:eastAsia="en-US" w:bidi="ar-SA"/>
+        <w:lang w:eastAsia="en-US" w:bidi="ar-SA"/>
         <w14:ligatures w14:val="standardContextual"/>
       </w:rPr>
     </w:rPrDefault>
@@ -6941,7 +6681,6 @@
     <w:rsid w:val="00B547A9"/>
     <w:rPr>
       <w:kern w:val="0"/>
-      <w:lang/>
       <w14:ligatures w14:val="none"/>
     </w:rPr>
     <w:tblPr>
